--- a/work/2026-08-15-seo-review-docs/output/chapter-01-food-choices-seo-review.docx
+++ b/work/2026-08-15-seo-review-docs/output/chapter-01-food-choices-seo-review.docx
@@ -132,23 +132,7 @@
         <w:spacing w:after="100" w:line="288" w:lineRule="auto"/>
       </w:pPr>
       <w:r>
-        <w:rPr>
-          <w:rFonts w:ascii="Calibri" w:hAnsi="Calibri" w:eastAsia="Microsoft JhengHei"/>
-          <w:b/>
-          <w:i w:val="0"/>
-          <w:color w:val="1F4D78"/>
-          <w:sz w:val="22"/>
-        </w:rPr>
-        <w:t>目標搜尋字詞：</w:t>
-      </w:r>
-      <w:r>
-        <w:rPr>
-          <w:rFonts w:ascii="Calibri" w:hAnsi="Calibri" w:eastAsia="Microsoft JhengHei"/>
-          <w:b w:val="0"/>
-          <w:i w:val="0"/>
-          <w:sz w:val="22"/>
-        </w:rPr>
-        <w:t>食物選擇、健康飲食、營養密度、飲食行為、營養資訊判讀</w:t>
+        <w:t>目標搜尋字詞：食物選擇、營養密度、適足均衡適量多樣、健康飲食原則、飲食行為改變、WHO健康飲食</w:t>
       </w:r>
     </w:p>
     <w:p>
@@ -6554,23 +6538,7 @@
         <w:spacing w:after="100" w:line="288" w:lineRule="auto"/>
       </w:pPr>
       <w:r>
-        <w:rPr>
-          <w:rFonts w:ascii="Calibri" w:hAnsi="Calibri" w:eastAsia="Microsoft JhengHei"/>
-          <w:b/>
-          <w:i w:val="0"/>
-          <w:color w:val="1F4D78"/>
-          <w:sz w:val="22"/>
-        </w:rPr>
-        <w:t>分類：</w:t>
-      </w:r>
-      <w:r>
-        <w:rPr>
-          <w:rFonts w:ascii="Calibri" w:hAnsi="Calibri" w:eastAsia="Microsoft JhengHei"/>
-          <w:b w:val="0"/>
-          <w:i w:val="0"/>
-          <w:sz w:val="22"/>
-        </w:rPr>
-        <w:t>營養學概念與爭論</w:t>
+        <w:t>分類：書籍連載與營養知識</w:t>
       </w:r>
     </w:p>
     <w:p>
@@ -6965,23 +6933,7 @@
         <w:spacing w:after="100" w:line="288" w:lineRule="auto"/>
       </w:pPr>
       <w:r>
-        <w:rPr>
-          <w:rFonts w:ascii="Calibri" w:hAnsi="Calibri" w:eastAsia="Microsoft JhengHei"/>
-          <w:b/>
-          <w:i w:val="0"/>
-          <w:color w:val="1F4D78"/>
-          <w:sz w:val="22"/>
-        </w:rPr>
-        <w:t>建議更新日期：</w:t>
-      </w:r>
-      <w:r>
-        <w:rPr>
-          <w:rFonts w:ascii="Calibri" w:hAnsi="Calibri" w:eastAsia="Microsoft JhengHei"/>
-          <w:b w:val="0"/>
-          <w:i w:val="0"/>
-          <w:sz w:val="22"/>
-        </w:rPr>
-        <w:t>2026-08-15</w:t>
+        <w:t>建議更新日期：2026-08-14</w:t>
       </w:r>
     </w:p>
     <w:p>
